--- a/Documentacion de avances/Parcial 2 Patrones de software.docx
+++ b/Documentacion de avances/Parcial 2 Patrones de software.docx
@@ -539,7 +539,7 @@
             </w:rPr>
             <w:fldChar w:fldCharType="separate"/>
           </w:r>
-          <w:hyperlink w:anchor="_Toc227785807" w:history="1">
+          <w:hyperlink w:anchor="_Toc229256958" w:history="1">
             <w:r>
               <w:rPr>
                 <w:rStyle w:val="Hipervnculo"/>
@@ -569,7 +569,7 @@
                 <w:noProof/>
                 <w:webHidden/>
               </w:rPr>
-              <w:instrText xml:space="preserve"> PAGEREF _Toc227785807 \h </w:instrText>
+              <w:instrText xml:space="preserve"> PAGEREF _Toc229256958 \h </w:instrText>
             </w:r>
             <w:r>
               <w:rPr>
@@ -612,7 +612,7 @@
               <w:lang w:eastAsia="es-CO"/>
             </w:rPr>
           </w:pPr>
-          <w:hyperlink w:anchor="_Toc227785808" w:history="1">
+          <w:hyperlink w:anchor="_Toc229256959" w:history="1">
             <w:r>
               <w:rPr>
                 <w:rStyle w:val="Hipervnculo"/>
@@ -642,7 +642,80 @@
                 <w:noProof/>
                 <w:webHidden/>
               </w:rPr>
-              <w:instrText xml:space="preserve"> PAGEREF _Toc227785808 \h </w:instrText>
+              <w:instrText xml:space="preserve"> PAGEREF _Toc229256959 \h </w:instrText>
+            </w:r>
+            <w:r>
+              <w:rPr>
+                <w:noProof/>
+                <w:webHidden/>
+              </w:rPr>
+            </w:r>
+            <w:r>
+              <w:rPr>
+                <w:noProof/>
+                <w:webHidden/>
+              </w:rPr>
+              <w:fldChar w:fldCharType="separate"/>
+            </w:r>
+            <w:r>
+              <w:rPr>
+                <w:noProof/>
+                <w:webHidden/>
+              </w:rPr>
+              <w:t>3</w:t>
+            </w:r>
+            <w:r>
+              <w:rPr>
+                <w:noProof/>
+                <w:webHidden/>
+              </w:rPr>
+              <w:fldChar w:fldCharType="end"/>
+            </w:r>
+          </w:hyperlink>
+        </w:p>
+        <w:p>
+          <w:pPr>
+            <w:pStyle w:val="TDC2"/>
+            <w:tabs>
+              <w:tab w:val="right" w:leader="dot" w:pos="9350"/>
+            </w:tabs>
+            <w:rPr>
+              <w:rFonts w:eastAsiaTheme="minorEastAsia"/>
+              <w:noProof/>
+              <w:lang w:eastAsia="es-CO"/>
+            </w:rPr>
+          </w:pPr>
+          <w:hyperlink w:anchor="_Toc229256960" w:history="1">
+            <w:r>
+              <w:rPr>
+                <w:rStyle w:val="Hipervnculo"/>
+                <w:rFonts w:ascii="Arial" w:hAnsi="Arial" w:cs="Arial"/>
+                <w:b/>
+                <w:bCs/>
+                <w:noProof/>
+              </w:rPr>
+              <w:t>Funcionalidades orientadas a la experiencia del usuario</w:t>
+            </w:r>
+            <w:r>
+              <w:rPr>
+                <w:noProof/>
+                <w:webHidden/>
+              </w:rPr>
+              <w:tab/>
+            </w:r>
+            <w:r>
+              <w:rPr>
+                <w:noProof/>
+                <w:webHidden/>
+              </w:rPr>
+              <w:fldChar w:fldCharType="begin"/>
+            </w:r>
+            <w:r>
+              <w:rPr>
+                <w:noProof/>
+                <w:webHidden/>
+              </w:rPr>
+              <w:instrText xml:space="preserve"> PAGEREF _Toc229256960 \h </w:instrText>
             </w:r>
             <w:r>
               <w:rPr>
@@ -685,7 +758,7 @@
               <w:lang w:eastAsia="es-CO"/>
             </w:rPr>
           </w:pPr>
-          <w:hyperlink w:anchor="_Toc227785809" w:history="1">
+          <w:hyperlink w:anchor="_Toc229256961" w:history="1">
             <w:r>
               <w:rPr>
                 <w:rStyle w:val="Hipervnculo"/>
@@ -715,7 +788,7 @@
                 <w:noProof/>
                 <w:webHidden/>
               </w:rPr>
-              <w:instrText xml:space="preserve"> PAGEREF _Toc227785809 \h </w:instrText>
+              <w:instrText xml:space="preserve"> PAGEREF _Toc229256961 \h </w:instrText>
             </w:r>
             <w:r>
               <w:rPr>
@@ -735,7 +808,7 @@
                 <w:noProof/>
                 <w:webHidden/>
               </w:rPr>
-              <w:t>3</w:t>
+              <w:t>4</w:t>
             </w:r>
             <w:r>
               <w:rPr>
@@ -758,7 +831,7 @@
               <w:lang w:eastAsia="es-CO"/>
             </w:rPr>
           </w:pPr>
-          <w:hyperlink w:anchor="_Toc227785810" w:history="1">
+          <w:hyperlink w:anchor="_Toc229256962" w:history="1">
             <w:r>
               <w:rPr>
                 <w:rStyle w:val="Hipervnculo"/>
@@ -788,7 +861,7 @@
                 <w:noProof/>
                 <w:webHidden/>
               </w:rPr>
-              <w:instrText xml:space="preserve"> PAGEREF _Toc227785810 \h </w:instrText>
+              <w:instrText xml:space="preserve"> PAGEREF _Toc229256962 \h </w:instrText>
             </w:r>
             <w:r>
               <w:rPr>
@@ -831,7 +904,7 @@
               <w:lang w:eastAsia="es-CO"/>
             </w:rPr>
           </w:pPr>
-          <w:hyperlink w:anchor="_Toc227785811" w:history="1">
+          <w:hyperlink w:anchor="_Toc229256963" w:history="1">
             <w:r>
               <w:rPr>
                 <w:rStyle w:val="Hipervnculo"/>
@@ -861,7 +934,7 @@
                 <w:noProof/>
                 <w:webHidden/>
               </w:rPr>
-              <w:instrText xml:space="preserve"> PAGEREF _Toc227785811 \h </w:instrText>
+              <w:instrText xml:space="preserve"> PAGEREF _Toc229256963 \h </w:instrText>
             </w:r>
             <w:r>
               <w:rPr>
@@ -881,7 +954,7 @@
                 <w:noProof/>
                 <w:webHidden/>
               </w:rPr>
-              <w:t>5</w:t>
+              <w:t>6</w:t>
             </w:r>
             <w:r>
               <w:rPr>
@@ -904,7 +977,7 @@
               <w:lang w:eastAsia="es-CO"/>
             </w:rPr>
           </w:pPr>
-          <w:hyperlink w:anchor="_Toc227785812" w:history="1">
+          <w:hyperlink w:anchor="_Toc229256964" w:history="1">
             <w:r>
               <w:rPr>
                 <w:rStyle w:val="Hipervnculo"/>
@@ -934,7 +1007,7 @@
                 <w:noProof/>
                 <w:webHidden/>
               </w:rPr>
-              <w:instrText xml:space="preserve"> PAGEREF _Toc227785812 \h </w:instrText>
+              <w:instrText xml:space="preserve"> PAGEREF _Toc229256964 \h </w:instrText>
             </w:r>
             <w:r>
               <w:rPr>
@@ -954,7 +1027,7 @@
                 <w:noProof/>
                 <w:webHidden/>
               </w:rPr>
-              <w:t>5</w:t>
+              <w:t>6</w:t>
             </w:r>
             <w:r>
               <w:rPr>
@@ -977,7 +1050,7 @@
               <w:lang w:eastAsia="es-CO"/>
             </w:rPr>
           </w:pPr>
-          <w:hyperlink w:anchor="_Toc227785813" w:history="1">
+          <w:hyperlink w:anchor="_Toc229256965" w:history="1">
             <w:r>
               <w:rPr>
                 <w:rStyle w:val="Hipervnculo"/>
@@ -1007,7 +1080,7 @@
                 <w:noProof/>
                 <w:webHidden/>
               </w:rPr>
-              <w:instrText xml:space="preserve"> PAGEREF _Toc227785813 \h </w:instrText>
+              <w:instrText xml:space="preserve"> PAGEREF _Toc229256965 \h </w:instrText>
             </w:r>
             <w:r>
               <w:rPr>
@@ -1027,7 +1100,7 @@
                 <w:noProof/>
                 <w:webHidden/>
               </w:rPr>
-              <w:t>6</w:t>
+              <w:t>7</w:t>
             </w:r>
             <w:r>
               <w:rPr>
@@ -1050,7 +1123,7 @@
               <w:lang w:eastAsia="es-CO"/>
             </w:rPr>
           </w:pPr>
-          <w:hyperlink w:anchor="_Toc227785814" w:history="1">
+          <w:hyperlink w:anchor="_Toc229256966" w:history="1">
             <w:r>
               <w:rPr>
                 <w:rStyle w:val="Hipervnculo"/>
@@ -1080,7 +1153,7 @@
                 <w:noProof/>
                 <w:webHidden/>
               </w:rPr>
-              <w:instrText xml:space="preserve"> PAGEREF _Toc227785814 \h </w:instrText>
+              <w:instrText xml:space="preserve"> PAGEREF _Toc229256966 \h </w:instrText>
             </w:r>
             <w:r>
               <w:rPr>
@@ -1100,7 +1173,7 @@
                 <w:noProof/>
                 <w:webHidden/>
               </w:rPr>
-              <w:t>7</w:t>
+              <w:t>8</w:t>
             </w:r>
             <w:r>
               <w:rPr>
@@ -1123,7 +1196,7 @@
               <w:lang w:eastAsia="es-CO"/>
             </w:rPr>
           </w:pPr>
-          <w:hyperlink w:anchor="_Toc227785815" w:history="1">
+          <w:hyperlink w:anchor="_Toc229256967" w:history="1">
             <w:r>
               <w:rPr>
                 <w:rStyle w:val="Hipervnculo"/>
@@ -1153,7 +1226,7 @@
                 <w:noProof/>
                 <w:webHidden/>
               </w:rPr>
-              <w:instrText xml:space="preserve"> PAGEREF _Toc227785815 \h </w:instrText>
+              <w:instrText xml:space="preserve"> PAGEREF _Toc229256967 \h </w:instrText>
             </w:r>
             <w:r>
               <w:rPr>
@@ -1173,7 +1246,7 @@
                 <w:noProof/>
                 <w:webHidden/>
               </w:rPr>
-              <w:t>8</w:t>
+              <w:t>9</w:t>
             </w:r>
             <w:r>
               <w:rPr>
@@ -1196,7 +1269,7 @@
               <w:lang w:eastAsia="es-CO"/>
             </w:rPr>
           </w:pPr>
-          <w:hyperlink w:anchor="_Toc227785816" w:history="1">
+          <w:hyperlink w:anchor="_Toc229256968" w:history="1">
             <w:r>
               <w:rPr>
                 <w:rStyle w:val="Hipervnculo"/>
@@ -1226,7 +1299,7 @@
                 <w:noProof/>
                 <w:webHidden/>
               </w:rPr>
-              <w:instrText xml:space="preserve"> PAGEREF _Toc227785816 \h </w:instrText>
+              <w:instrText xml:space="preserve"> PAGEREF _Toc229256968 \h </w:instrText>
             </w:r>
             <w:r>
               <w:rPr>
@@ -1246,7 +1319,7 @@
                 <w:noProof/>
                 <w:webHidden/>
               </w:rPr>
-              <w:t>9</w:t>
+              <w:t>10</w:t>
             </w:r>
             <w:r>
               <w:rPr>
@@ -1269,7 +1342,7 @@
               <w:lang w:eastAsia="es-CO"/>
             </w:rPr>
           </w:pPr>
-          <w:hyperlink w:anchor="_Toc227785817" w:history="1">
+          <w:hyperlink w:anchor="_Toc229256969" w:history="1">
             <w:r>
               <w:rPr>
                 <w:rStyle w:val="Hipervnculo"/>
@@ -1299,7 +1372,7 @@
                 <w:noProof/>
                 <w:webHidden/>
               </w:rPr>
-              <w:instrText xml:space="preserve"> PAGEREF _Toc227785817 \h </w:instrText>
+              <w:instrText xml:space="preserve"> PAGEREF _Toc229256969 \h </w:instrText>
             </w:r>
             <w:r>
               <w:rPr>
@@ -1319,7 +1392,7 @@
                 <w:noProof/>
                 <w:webHidden/>
               </w:rPr>
-              <w:t>9</w:t>
+              <w:t>10</w:t>
             </w:r>
             <w:r>
               <w:rPr>
@@ -1342,7 +1415,7 @@
               <w:lang w:eastAsia="es-CO"/>
             </w:rPr>
           </w:pPr>
-          <w:hyperlink w:anchor="_Toc227785818" w:history="1">
+          <w:hyperlink w:anchor="_Toc229256970" w:history="1">
             <w:r>
               <w:rPr>
                 <w:rStyle w:val="Hipervnculo"/>
@@ -1372,7 +1445,7 @@
                 <w:noProof/>
                 <w:webHidden/>
               </w:rPr>
-              <w:instrText xml:space="preserve"> PAGEREF _Toc227785818 \h </w:instrText>
+              <w:instrText xml:space="preserve"> PAGEREF _Toc229256970 \h </w:instrText>
             </w:r>
             <w:r>
               <w:rPr>
@@ -1392,7 +1465,7 @@
                 <w:noProof/>
                 <w:webHidden/>
               </w:rPr>
-              <w:t>10</w:t>
+              <w:t>11</w:t>
             </w:r>
             <w:r>
               <w:rPr>
@@ -1415,7 +1488,7 @@
               <w:lang w:eastAsia="es-CO"/>
             </w:rPr>
           </w:pPr>
-          <w:hyperlink w:anchor="_Toc227785819" w:history="1">
+          <w:hyperlink w:anchor="_Toc229256971" w:history="1">
             <w:r>
               <w:rPr>
                 <w:rStyle w:val="Hipervnculo"/>
@@ -1453,7 +1526,7 @@
                 <w:noProof/>
                 <w:webHidden/>
               </w:rPr>
-              <w:instrText xml:space="preserve"> PAGEREF _Toc227785819 \h </w:instrText>
+              <w:instrText xml:space="preserve"> PAGEREF _Toc229256971 \h </w:instrText>
             </w:r>
             <w:r>
               <w:rPr>
@@ -1473,7 +1546,7 @@
                 <w:noProof/>
                 <w:webHidden/>
               </w:rPr>
-              <w:t>11</w:t>
+              <w:t>12</w:t>
             </w:r>
             <w:r>
               <w:rPr>
@@ -1496,7 +1569,7 @@
               <w:lang w:eastAsia="es-CO"/>
             </w:rPr>
           </w:pPr>
-          <w:hyperlink w:anchor="_Toc227785820" w:history="1">
+          <w:hyperlink w:anchor="_Toc229256972" w:history="1">
             <w:r>
               <w:rPr>
                 <w:rStyle w:val="Hipervnculo"/>
@@ -1526,7 +1599,7 @@
                 <w:noProof/>
                 <w:webHidden/>
               </w:rPr>
-              <w:instrText xml:space="preserve"> PAGEREF _Toc227785820 \h </w:instrText>
+              <w:instrText xml:space="preserve"> PAGEREF _Toc229256972 \h </w:instrText>
             </w:r>
             <w:r>
               <w:rPr>
@@ -1546,7 +1619,7 @@
                 <w:noProof/>
                 <w:webHidden/>
               </w:rPr>
-              <w:t>12</w:t>
+              <w:t>13</w:t>
             </w:r>
             <w:r>
               <w:rPr>
@@ -1569,7 +1642,7 @@
               <w:lang w:eastAsia="es-CO"/>
             </w:rPr>
           </w:pPr>
-          <w:hyperlink w:anchor="_Toc227785821" w:history="1">
+          <w:hyperlink w:anchor="_Toc229256973" w:history="1">
             <w:r>
               <w:rPr>
                 <w:rStyle w:val="Hipervnculo"/>
@@ -1599,7 +1672,7 @@
                 <w:noProof/>
                 <w:webHidden/>
               </w:rPr>
-              <w:instrText xml:space="preserve"> PAGEREF _Toc227785821 \h </w:instrText>
+              <w:instrText xml:space="preserve"> PAGEREF _Toc229256973 \h </w:instrText>
             </w:r>
             <w:r>
               <w:rPr>
@@ -1619,7 +1692,7 @@
                 <w:noProof/>
                 <w:webHidden/>
               </w:rPr>
-              <w:t>13</w:t>
+              <w:t>14</w:t>
             </w:r>
             <w:r>
               <w:rPr>
@@ -1642,7 +1715,7 @@
               <w:lang w:eastAsia="es-CO"/>
             </w:rPr>
           </w:pPr>
-          <w:hyperlink w:anchor="_Toc227785822" w:history="1">
+          <w:hyperlink w:anchor="_Toc229256974" w:history="1">
             <w:r>
               <w:rPr>
                 <w:rStyle w:val="Hipervnculo"/>
@@ -1672,7 +1745,7 @@
                 <w:noProof/>
                 <w:webHidden/>
               </w:rPr>
-              <w:instrText xml:space="preserve"> PAGEREF _Toc227785822 \h </w:instrText>
+              <w:instrText xml:space="preserve"> PAGEREF _Toc229256974 \h </w:instrText>
             </w:r>
             <w:r>
               <w:rPr>
@@ -1692,7 +1765,7 @@
                 <w:noProof/>
                 <w:webHidden/>
               </w:rPr>
-              <w:t>14</w:t>
+              <w:t>15</w:t>
             </w:r>
             <w:r>
               <w:rPr>
@@ -1748,7 +1821,7 @@
           <w:szCs w:val="24"/>
         </w:rPr>
       </w:pPr>
-      <w:bookmarkStart w:id="0" w:name="_Toc227785807"/>
+      <w:bookmarkStart w:id="0" w:name="_Toc229256958"/>
       <w:r>
         <w:rPr>
           <w:rFonts w:ascii="Arial" w:hAnsi="Arial" w:cs="Arial"/>
@@ -1786,7 +1859,7 @@
           <w:szCs w:val="22"/>
         </w:rPr>
       </w:pPr>
-      <w:bookmarkStart w:id="1" w:name="_Toc227785808"/>
+      <w:bookmarkStart w:id="1" w:name="_Toc229256959"/>
       <w:r>
         <w:rPr>
           <w:rFonts w:ascii="Arial" w:hAnsi="Arial" w:cs="Arial"/>
@@ -1814,32 +1887,181 @@
           <w:sz w:val="22"/>
           <w:szCs w:val="22"/>
         </w:rPr>
-        <w:t xml:space="preserve">El proyecto consiste en el desarrollo de un </w:t>
+        <w:t>El proyecto consiste en el desarrollo de una aplicación inspirada en plataformas de movilidad y transporte bajo demanda, similares a Uber o Cabify, donde los usuarios podrán solicitar diferentes tipos de servicios desde una aplicación móvil de manera rápida y sencilla.</w:t>
+      </w:r>
+    </w:p>
+    <w:p>
+      <w:pPr>
+        <w:rPr>
+          <w:rFonts w:ascii="Arial" w:hAnsi="Arial" w:cs="Arial"/>
+          <w:sz w:val="22"/>
+          <w:szCs w:val="22"/>
+        </w:rPr>
+      </w:pPr>
+      <w:r>
+        <w:rPr>
+          <w:rFonts w:ascii="Arial" w:hAnsi="Arial" w:cs="Arial"/>
+          <w:sz w:val="22"/>
+          <w:szCs w:val="22"/>
+        </w:rPr>
+        <w:t>La plataforma permitirá que los pasajeros soliciten viajes, domicilios o servicios de mensajería indicando un punto de origen y un destino, mientras que los conductores podrán visualizar las solicitudes disponibles, aceptar servicios y realizar el seguimiento del trayecto desde la aplicación.</w:t>
+      </w:r>
+    </w:p>
+    <w:p>
+      <w:pPr>
+        <w:rPr>
+          <w:rFonts w:ascii="Arial" w:hAnsi="Arial" w:cs="Arial"/>
+          <w:sz w:val="22"/>
+          <w:szCs w:val="22"/>
+        </w:rPr>
+      </w:pPr>
+      <w:r>
+        <w:rPr>
+          <w:rFonts w:ascii="Arial" w:hAnsi="Arial" w:cs="Arial"/>
+          <w:sz w:val="22"/>
+          <w:szCs w:val="22"/>
+        </w:rPr>
+        <w:t>El sistema incluirá funcionalidades orientadas a mejorar la experiencia del usuario, como visualización del recorrido en mapa, seguimiento del estado del servicio, cálculo automático de tarifas, gestión de pagos y monitoreo de seguridad durante el viaje.</w:t>
+      </w:r>
+    </w:p>
+    <w:p>
+      <w:pPr>
+        <w:rPr>
+          <w:rFonts w:ascii="Arial" w:hAnsi="Arial" w:cs="Arial"/>
+          <w:sz w:val="22"/>
+          <w:szCs w:val="22"/>
+        </w:rPr>
+      </w:pPr>
+      <w:r>
+        <w:rPr>
+          <w:rFonts w:ascii="Arial" w:hAnsi="Arial" w:cs="Arial"/>
+          <w:sz w:val="22"/>
+          <w:szCs w:val="22"/>
+        </w:rPr>
+        <w:t xml:space="preserve">El desarrollo del proyecto se realizará utilizando Python y </w:t>
       </w:r>
       <w:proofErr w:type="spellStart"/>
       <w:r>
+        <w:rPr>
+          <w:rFonts w:ascii="Arial" w:hAnsi="Arial" w:cs="Arial"/>
+          <w:sz w:val="22"/>
+          <w:szCs w:val="22"/>
+        </w:rPr>
+        <w:t>FastAPI</w:t>
+      </w:r>
+      <w:proofErr w:type="spellEnd"/>
+      <w:r>
+        <w:rPr>
+          <w:rFonts w:ascii="Arial" w:hAnsi="Arial" w:cs="Arial"/>
+          <w:sz w:val="22"/>
+          <w:szCs w:val="22"/>
+        </w:rPr>
+        <w:t xml:space="preserve"> para el </w:t>
+      </w:r>
+      <w:proofErr w:type="spellStart"/>
+      <w:r>
+        <w:rPr>
+          <w:rFonts w:ascii="Arial" w:hAnsi="Arial" w:cs="Arial"/>
+          <w:sz w:val="22"/>
+          <w:szCs w:val="22"/>
+        </w:rPr>
+        <w:t>backend</w:t>
+      </w:r>
+      <w:proofErr w:type="spellEnd"/>
+      <w:r>
+        <w:rPr>
+          <w:rFonts w:ascii="Arial" w:hAnsi="Arial" w:cs="Arial"/>
+          <w:sz w:val="22"/>
+          <w:szCs w:val="22"/>
+        </w:rPr>
+        <w:t xml:space="preserve"> del sistema, junto con Vue 3 para la interfaz </w:t>
+      </w:r>
+      <w:proofErr w:type="spellStart"/>
+      <w:r>
+        <w:rPr>
+          <w:rFonts w:ascii="Arial" w:hAnsi="Arial" w:cs="Arial"/>
+          <w:sz w:val="22"/>
+          <w:szCs w:val="22"/>
+        </w:rPr>
+        <w:t>frontend</w:t>
+      </w:r>
+      <w:proofErr w:type="spellEnd"/>
+      <w:r>
+        <w:rPr>
+          <w:rFonts w:ascii="Arial" w:hAnsi="Arial" w:cs="Arial"/>
+          <w:sz w:val="22"/>
+          <w:szCs w:val="22"/>
+        </w:rPr>
+        <w:t>, simulando el funcionamiento básico de una plataforma moderna de movilidad.</w:t>
+      </w:r>
+    </w:p>
+    <w:p>
+      <w:pPr>
+        <w:rPr>
+          <w:rFonts w:ascii="Arial" w:hAnsi="Arial" w:cs="Arial"/>
+          <w:sz w:val="22"/>
+          <w:szCs w:val="22"/>
+        </w:rPr>
+      </w:pPr>
+      <w:r>
+        <w:rPr>
+          <w:rFonts w:ascii="Arial" w:hAnsi="Arial" w:cs="Arial"/>
+          <w:sz w:val="22"/>
+          <w:szCs w:val="22"/>
+        </w:rPr>
+        <w:t>A nivel académico, el principal objetivo del proyecto es aplicar diferentes patrones de diseño de software durante el semestre, construyendo una arquitectura modular, organizada y escalable que facilite la incorporación de nuevas funcionalidades y la evolución del sistema.</w:t>
+      </w:r>
+    </w:p>
+    <w:p>
+      <w:pPr>
+        <w:rPr>
+          <w:rFonts w:ascii="Arial" w:hAnsi="Arial" w:cs="Arial"/>
+          <w:sz w:val="22"/>
+          <w:szCs w:val="22"/>
+        </w:rPr>
+      </w:pPr>
+      <w:r>
+        <w:rPr>
+          <w:rFonts w:ascii="Arial" w:hAnsi="Arial" w:cs="Arial"/>
+          <w:sz w:val="22"/>
+          <w:szCs w:val="22"/>
+        </w:rPr>
+        <w:t>Aunque el proyecto no busca convertirse en una plataforma comercial real, sí pretende ofrecer una experiencia funcional y visualmente cercana a una aplicación moderna de transporte y servicios bajo demanda.</w:t>
+      </w:r>
+    </w:p>
+    <w:p>
+      <w:pPr>
+        <w:pStyle w:val="Ttulo2"/>
         <w:rPr>
           <w:rFonts w:ascii="Arial" w:hAnsi="Arial" w:cs="Arial"/>
           <w:b/>
           <w:bCs/>
-          <w:sz w:val="22"/>
-          <w:szCs w:val="22"/>
-        </w:rPr>
-        <w:t>backend</w:t>
-      </w:r>
-      <w:proofErr w:type="spellEnd"/>
+          <w:color w:val="auto"/>
+          <w:sz w:val="22"/>
+          <w:szCs w:val="22"/>
+        </w:rPr>
+      </w:pPr>
+      <w:bookmarkStart w:id="2" w:name="_Toc229256960"/>
       <w:r>
         <w:rPr>
           <w:rFonts w:ascii="Arial" w:hAnsi="Arial" w:cs="Arial"/>
           <w:b/>
           <w:bCs/>
-          <w:sz w:val="22"/>
-          <w:szCs w:val="22"/>
-        </w:rPr>
-        <w:t xml:space="preserve"> para una plataforma de </w:t>
-      </w:r>
-      <w:proofErr w:type="spellStart"/>
-      <w:r>
+          <w:color w:val="auto"/>
+          <w:sz w:val="22"/>
+          <w:szCs w:val="22"/>
+        </w:rPr>
+        <w:t>Funcionalidades orientadas a la experiencia del usuario</w:t>
+      </w:r>
+      <w:bookmarkEnd w:id="2"/>
+    </w:p>
+    <w:p>
+      <w:pPr>
+        <w:pStyle w:val="Prrafodelista"/>
+        <w:numPr>
+          <w:ilvl w:val="0"/>
+          <w:numId w:val="9"/>
+        </w:numPr>
         <w:rPr>
           <w:rFonts w:ascii="Arial" w:hAnsi="Arial" w:cs="Arial"/>
           <w:b/>
@@ -1847,51 +2069,7 @@
           <w:sz w:val="22"/>
           <w:szCs w:val="22"/>
         </w:rPr>
-        <w:t>Ride-Sharing</w:t>
-      </w:r>
-      <w:proofErr w:type="spellEnd"/>
-      <w:r>
-        <w:rPr>
-          <w:rFonts w:ascii="Arial" w:hAnsi="Arial" w:cs="Arial"/>
-          <w:sz w:val="22"/>
-          <w:szCs w:val="22"/>
-        </w:rPr>
-        <w:t>, inspirado en aplicaciones de transporte bajo demanda como Uber o Cabify.</w:t>
-      </w:r>
-    </w:p>
-    <w:p>
-      <w:pPr>
-        <w:rPr>
-          <w:rFonts w:ascii="Arial" w:hAnsi="Arial" w:cs="Arial"/>
-          <w:sz w:val="22"/>
-          <w:szCs w:val="22"/>
-        </w:rPr>
-      </w:pPr>
-      <w:r>
-        <w:rPr>
-          <w:rFonts w:ascii="Arial" w:hAnsi="Arial" w:cs="Arial"/>
-          <w:sz w:val="22"/>
-          <w:szCs w:val="22"/>
-        </w:rPr>
-        <w:t>El sistema se enfocará en la simulación de los procesos principales que intervienen en una plataforma de transporte, tales como la solicitud de viajes, la asignación de conductores, el cálculo de tarifas, la gestión de pagos y el monitoreo del viaje.</w:t>
-      </w:r>
-    </w:p>
-    <w:p>
-      <w:pPr>
-        <w:rPr>
-          <w:rFonts w:ascii="Arial" w:hAnsi="Arial" w:cs="Arial"/>
-          <w:sz w:val="22"/>
-          <w:szCs w:val="22"/>
-        </w:rPr>
-      </w:pPr>
-      <w:r>
-        <w:rPr>
-          <w:rFonts w:ascii="Arial" w:hAnsi="Arial" w:cs="Arial"/>
-          <w:sz w:val="22"/>
-          <w:szCs w:val="22"/>
-        </w:rPr>
-        <w:t xml:space="preserve">El desarrollo se realizará utilizando el lenguaje </w:t>
-      </w:r>
+      </w:pPr>
       <w:r>
         <w:rPr>
           <w:rFonts w:ascii="Arial" w:hAnsi="Arial" w:cs="Arial"/>
@@ -1900,88 +2078,12 @@
           <w:sz w:val="22"/>
           <w:szCs w:val="22"/>
         </w:rPr>
-        <w:t>Python</w:t>
-      </w:r>
-      <w:r>
-        <w:rPr>
-          <w:rFonts w:ascii="Arial" w:hAnsi="Arial" w:cs="Arial"/>
-          <w:sz w:val="22"/>
-          <w:szCs w:val="22"/>
-        </w:rPr>
-        <w:t xml:space="preserve"> y el framework </w:t>
-      </w:r>
-      <w:proofErr w:type="spellStart"/>
-      <w:r>
-        <w:rPr>
-          <w:rFonts w:ascii="Arial" w:hAnsi="Arial" w:cs="Arial"/>
-          <w:sz w:val="22"/>
-          <w:szCs w:val="22"/>
-        </w:rPr>
-        <w:t>FastAPI</w:t>
-      </w:r>
-      <w:proofErr w:type="spellEnd"/>
-      <w:r>
-        <w:rPr>
-          <w:rFonts w:ascii="Arial" w:hAnsi="Arial" w:cs="Arial"/>
-          <w:sz w:val="22"/>
-          <w:szCs w:val="22"/>
-        </w:rPr>
-        <w:t xml:space="preserve"> para la implementación de servicios </w:t>
-      </w:r>
-      <w:proofErr w:type="spellStart"/>
-      <w:r>
-        <w:rPr>
-          <w:rFonts w:ascii="Arial" w:hAnsi="Arial" w:cs="Arial"/>
-          <w:sz w:val="22"/>
-          <w:szCs w:val="22"/>
-        </w:rPr>
-        <w:t>backend</w:t>
-      </w:r>
-      <w:proofErr w:type="spellEnd"/>
-      <w:r>
-        <w:rPr>
-          <w:rFonts w:ascii="Arial" w:hAnsi="Arial" w:cs="Arial"/>
-          <w:sz w:val="22"/>
-          <w:szCs w:val="22"/>
-        </w:rPr>
-        <w:t xml:space="preserve"> mediante </w:t>
-      </w:r>
-      <w:proofErr w:type="spellStart"/>
-      <w:r>
-        <w:rPr>
-          <w:rFonts w:ascii="Arial" w:hAnsi="Arial" w:cs="Arial"/>
-          <w:sz w:val="22"/>
-          <w:szCs w:val="22"/>
-        </w:rPr>
-        <w:t>APIs</w:t>
-      </w:r>
-      <w:proofErr w:type="spellEnd"/>
-      <w:r>
-        <w:rPr>
-          <w:rFonts w:ascii="Arial" w:hAnsi="Arial" w:cs="Arial"/>
-          <w:sz w:val="22"/>
-          <w:szCs w:val="22"/>
-        </w:rPr>
-        <w:t>.</w:t>
-      </w:r>
-    </w:p>
-    <w:p>
-      <w:pPr>
-        <w:rPr>
-          <w:rFonts w:ascii="Arial" w:hAnsi="Arial" w:cs="Arial"/>
-          <w:sz w:val="22"/>
-          <w:szCs w:val="22"/>
-        </w:rPr>
-      </w:pPr>
-      <w:r>
-        <w:rPr>
-          <w:rFonts w:ascii="Arial" w:hAnsi="Arial" w:cs="Arial"/>
-          <w:sz w:val="22"/>
-          <w:szCs w:val="22"/>
-        </w:rPr>
-        <w:t xml:space="preserve">El objetivo del proyecto es </w:t>
-      </w:r>
-      <w:r>
+        <w:t>Calificación y reputación de conductores</w:t>
+      </w:r>
+    </w:p>
+    <w:p>
+      <w:pPr>
+        <w:pStyle w:val="Prrafodelista"/>
         <w:rPr>
           <w:rFonts w:ascii="Arial" w:hAnsi="Arial" w:cs="Arial"/>
           <w:b/>
@@ -1989,34 +2091,23 @@
           <w:sz w:val="22"/>
           <w:szCs w:val="22"/>
         </w:rPr>
-        <w:t>aplicar diferentes patrones de diseño de software durante el semestre</w:t>
-      </w:r>
-      <w:r>
-        <w:rPr>
-          <w:rFonts w:ascii="Arial" w:hAnsi="Arial" w:cs="Arial"/>
-          <w:sz w:val="22"/>
-          <w:szCs w:val="22"/>
-        </w:rPr>
-        <w:t>, permitiendo construir una arquitectura modular que facilite la extensión del sistema y la incorporación de nuevas funcionalidades.</w:t>
-      </w:r>
-    </w:p>
-    <w:p>
-      <w:pPr>
-        <w:rPr>
-          <w:rFonts w:ascii="Arial" w:hAnsi="Arial" w:cs="Arial"/>
-          <w:sz w:val="22"/>
-          <w:szCs w:val="22"/>
-        </w:rPr>
-      </w:pPr>
-      <w:r>
-        <w:rPr>
-          <w:rFonts w:ascii="Arial" w:hAnsi="Arial" w:cs="Arial"/>
-          <w:sz w:val="22"/>
-          <w:szCs w:val="22"/>
-        </w:rPr>
-        <w:t xml:space="preserve">El proyecto no busca desarrollar una plataforma completa de transporte, sino un </w:t>
-      </w:r>
-      <w:r>
+      </w:pPr>
+      <w:r>
+        <w:rPr>
+          <w:rFonts w:ascii="Arial" w:hAnsi="Arial" w:cs="Arial"/>
+          <w:sz w:val="22"/>
+          <w:szCs w:val="22"/>
+        </w:rPr>
+        <w:t>Al finalizar cada servicio, el pasajero podrá calificar la atención del conductor y dejar comentarios sobre la experiencia del viaje, permitiendo construir un sistema de reputación dentro de la plataforma.</w:t>
+      </w:r>
+    </w:p>
+    <w:p>
+      <w:pPr>
+        <w:pStyle w:val="Prrafodelista"/>
+        <w:numPr>
+          <w:ilvl w:val="0"/>
+          <w:numId w:val="9"/>
+        </w:numPr>
         <w:rPr>
           <w:rFonts w:ascii="Arial" w:hAnsi="Arial" w:cs="Arial"/>
           <w:b/>
@@ -2024,19 +2115,8 @@
           <w:sz w:val="22"/>
           <w:szCs w:val="22"/>
         </w:rPr>
-        <w:t>prototipo funcional enfocado en demostrar la aplicación práctica de patrones de diseño</w:t>
-      </w:r>
-      <w:r>
-        <w:rPr>
-          <w:rFonts w:ascii="Arial" w:hAnsi="Arial" w:cs="Arial"/>
-          <w:sz w:val="22"/>
-          <w:szCs w:val="22"/>
-        </w:rPr>
-        <w:t xml:space="preserve"> dentro de un sistema inspirado en plataformas de movilidad.</w:t>
-      </w:r>
-    </w:p>
-    <w:p>
-      <w:pPr>
+      </w:pPr>
+      <w:r>
         <w:rPr>
           <w:rFonts w:ascii="Arial" w:hAnsi="Arial" w:cs="Arial"/>
           <w:b/>
@@ -2044,7 +2124,161 @@
           <w:sz w:val="22"/>
           <w:szCs w:val="22"/>
         </w:rPr>
-      </w:pPr>
+        <w:t>Seguimiento visual del viaje en tiempo real</w:t>
+      </w:r>
+    </w:p>
+    <w:p>
+      <w:pPr>
+        <w:pStyle w:val="Prrafodelista"/>
+        <w:rPr>
+          <w:rFonts w:ascii="Arial" w:hAnsi="Arial" w:cs="Arial"/>
+          <w:sz w:val="22"/>
+          <w:szCs w:val="22"/>
+        </w:rPr>
+      </w:pPr>
+      <w:r>
+        <w:rPr>
+          <w:rFonts w:ascii="Arial" w:hAnsi="Arial" w:cs="Arial"/>
+          <w:sz w:val="22"/>
+          <w:szCs w:val="22"/>
+        </w:rPr>
+        <w:t>Los usuarios podrán visualizar el recorrido del servicio mediante mapas interactivos, observando el punto de origen, destino y el estado actual del trayecto.</w:t>
+      </w:r>
+    </w:p>
+    <w:p>
+      <w:pPr>
+        <w:pStyle w:val="Prrafodelista"/>
+        <w:numPr>
+          <w:ilvl w:val="0"/>
+          <w:numId w:val="9"/>
+        </w:numPr>
+        <w:rPr>
+          <w:rFonts w:ascii="Arial" w:hAnsi="Arial" w:cs="Arial"/>
+          <w:b/>
+          <w:bCs/>
+          <w:sz w:val="22"/>
+          <w:szCs w:val="22"/>
+        </w:rPr>
+      </w:pPr>
+      <w:r>
+        <w:rPr>
+          <w:rFonts w:ascii="Arial" w:hAnsi="Arial" w:cs="Arial"/>
+          <w:b/>
+          <w:bCs/>
+          <w:sz w:val="22"/>
+          <w:szCs w:val="22"/>
+        </w:rPr>
+        <w:t>Reporte de incidentes o inconformidades</w:t>
+      </w:r>
+    </w:p>
+    <w:p>
+      <w:pPr>
+        <w:pStyle w:val="Prrafodelista"/>
+        <w:rPr>
+          <w:rFonts w:ascii="Arial" w:hAnsi="Arial" w:cs="Arial"/>
+          <w:sz w:val="22"/>
+          <w:szCs w:val="22"/>
+        </w:rPr>
+      </w:pPr>
+      <w:r>
+        <w:rPr>
+          <w:rFonts w:ascii="Arial" w:hAnsi="Arial" w:cs="Arial"/>
+          <w:sz w:val="22"/>
+          <w:szCs w:val="22"/>
+        </w:rPr>
+        <w:t>Durante o después del servicio, el pasajero podrá reportar situaciones de inseguridad, mala atención o inconvenientes relacionados con el viaje mediante formularios rápidos de reporte.</w:t>
+      </w:r>
+    </w:p>
+    <w:p>
+      <w:pPr>
+        <w:pStyle w:val="Prrafodelista"/>
+        <w:numPr>
+          <w:ilvl w:val="0"/>
+          <w:numId w:val="9"/>
+        </w:numPr>
+        <w:rPr>
+          <w:rFonts w:ascii="Arial" w:hAnsi="Arial" w:cs="Arial"/>
+          <w:b/>
+          <w:bCs/>
+          <w:sz w:val="22"/>
+          <w:szCs w:val="22"/>
+        </w:rPr>
+      </w:pPr>
+      <w:r>
+        <w:rPr>
+          <w:rFonts w:ascii="Arial" w:hAnsi="Arial" w:cs="Arial"/>
+          <w:b/>
+          <w:bCs/>
+          <w:sz w:val="22"/>
+          <w:szCs w:val="22"/>
+        </w:rPr>
+        <w:t>Sistema de promociones y descuentos</w:t>
+      </w:r>
+    </w:p>
+    <w:p>
+      <w:pPr>
+        <w:pStyle w:val="Prrafodelista"/>
+        <w:rPr>
+          <w:rFonts w:ascii="Arial" w:hAnsi="Arial" w:cs="Arial"/>
+          <w:sz w:val="22"/>
+          <w:szCs w:val="22"/>
+        </w:rPr>
+      </w:pPr>
+      <w:r>
+        <w:rPr>
+          <w:rFonts w:ascii="Arial" w:hAnsi="Arial" w:cs="Arial"/>
+          <w:sz w:val="22"/>
+          <w:szCs w:val="22"/>
+        </w:rPr>
+        <w:t>La aplicación permitirá ofrecer promociones especiales y descuentos a los usuarios en determinados servicios o fechas específicas, incentivando el uso frecuente de la plataforma y mejorando la experiencia comercial del cliente.</w:t>
+      </w:r>
+    </w:p>
+    <w:p>
+      <w:pPr>
+        <w:pStyle w:val="Prrafodelista"/>
+        <w:numPr>
+          <w:ilvl w:val="0"/>
+          <w:numId w:val="9"/>
+        </w:numPr>
+        <w:rPr>
+          <w:rFonts w:ascii="Arial" w:hAnsi="Arial" w:cs="Arial"/>
+          <w:b/>
+          <w:bCs/>
+          <w:sz w:val="22"/>
+          <w:szCs w:val="22"/>
+        </w:rPr>
+      </w:pPr>
+      <w:r>
+        <w:rPr>
+          <w:rFonts w:ascii="Arial" w:hAnsi="Arial" w:cs="Arial"/>
+          <w:b/>
+          <w:bCs/>
+          <w:sz w:val="22"/>
+          <w:szCs w:val="22"/>
+        </w:rPr>
+        <w:t>Programa de puntos o recompensas</w:t>
+      </w:r>
+    </w:p>
+    <w:p>
+      <w:pPr>
+        <w:pStyle w:val="Prrafodelista"/>
+        <w:rPr>
+          <w:rFonts w:ascii="Arial" w:hAnsi="Arial" w:cs="Arial"/>
+          <w:b/>
+          <w:bCs/>
+          <w:sz w:val="22"/>
+          <w:szCs w:val="22"/>
+        </w:rPr>
+      </w:pPr>
+      <w:r>
+        <w:rPr>
+          <w:rFonts w:ascii="Arial" w:hAnsi="Arial" w:cs="Arial"/>
+          <w:sz w:val="22"/>
+          <w:szCs w:val="22"/>
+        </w:rPr>
+        <w:lastRenderedPageBreak/>
+        <w:t>Los pasajeros podrán acumular puntos por cada servicio realizado dentro de la plataforma, los cuales podrán ser utilizados posteriormente para obtener beneficios, descuentos o promociones especiales dentro de la aplicación.</w:t>
+      </w:r>
     </w:p>
     <w:p>
       <w:pPr>
@@ -2059,7 +2293,7 @@
           <w:szCs w:val="24"/>
         </w:rPr>
       </w:pPr>
-      <w:bookmarkStart w:id="2" w:name="_Toc227785809"/>
+      <w:bookmarkStart w:id="3" w:name="_Toc229256961"/>
       <w:r>
         <w:rPr>
           <w:rFonts w:ascii="Arial" w:hAnsi="Arial" w:cs="Arial"/>
@@ -2071,7 +2305,7 @@
         </w:rPr>
         <w:t>Procesos principales del sistema</w:t>
       </w:r>
-      <w:bookmarkEnd w:id="2"/>
+      <w:bookmarkEnd w:id="3"/>
     </w:p>
     <w:p/>
     <w:p>
@@ -2300,7 +2534,7 @@
           <w:szCs w:val="24"/>
         </w:rPr>
       </w:pPr>
-      <w:bookmarkStart w:id="3" w:name="_Toc227785810"/>
+      <w:bookmarkStart w:id="4" w:name="_Toc229256962"/>
       <w:r>
         <w:rPr>
           <w:rFonts w:ascii="Arial" w:hAnsi="Arial" w:cs="Arial"/>
@@ -2310,28 +2544,28 @@
           <w:sz w:val="24"/>
           <w:szCs w:val="24"/>
         </w:rPr>
+        <w:t>Diagrama general del proyecto</w:t>
+      </w:r>
+      <w:bookmarkEnd w:id="4"/>
+    </w:p>
+    <w:p/>
+    <w:p>
+      <w:pPr>
+        <w:jc w:val="center"/>
+        <w:rPr>
+          <w:rFonts w:ascii="Arial" w:hAnsi="Arial" w:cs="Arial"/>
+          <w:sz w:val="22"/>
+          <w:szCs w:val="22"/>
+        </w:rPr>
+      </w:pPr>
+      <w:r>
+        <w:rPr>
+          <w:rFonts w:ascii="Arial" w:hAnsi="Arial" w:cs="Arial"/>
+          <w:noProof/>
+          <w:sz w:val="22"/>
+          <w:szCs w:val="22"/>
+        </w:rPr>
         <w:lastRenderedPageBreak/>
-        <w:t>Diagrama general del proyecto</w:t>
-      </w:r>
-      <w:bookmarkEnd w:id="3"/>
-    </w:p>
-    <w:p/>
-    <w:p>
-      <w:pPr>
-        <w:jc w:val="center"/>
-        <w:rPr>
-          <w:rFonts w:ascii="Arial" w:hAnsi="Arial" w:cs="Arial"/>
-          <w:sz w:val="22"/>
-          <w:szCs w:val="22"/>
-        </w:rPr>
-      </w:pPr>
-      <w:r>
-        <w:rPr>
-          <w:rFonts w:ascii="Arial" w:hAnsi="Arial" w:cs="Arial"/>
-          <w:noProof/>
-          <w:sz w:val="22"/>
-          <w:szCs w:val="22"/>
-        </w:rPr>
         <w:drawing>
           <wp:inline distT="0" distB="0" distL="0" distR="0" wp14:anchorId="49CFC852" wp14:editId="13A04B83">
             <wp:extent cx="2443743" cy="7637068"/>
@@ -2395,7 +2629,7 @@
           <w:szCs w:val="24"/>
         </w:rPr>
       </w:pPr>
-      <w:bookmarkStart w:id="4" w:name="_Toc227785811"/>
+      <w:bookmarkStart w:id="5" w:name="_Toc229256963"/>
       <w:r>
         <w:rPr>
           <w:rFonts w:ascii="Arial" w:hAnsi="Arial" w:cs="Arial"/>
@@ -2408,7 +2642,7 @@
         <w:lastRenderedPageBreak/>
         <w:t>Primer corte</w:t>
       </w:r>
-      <w:bookmarkEnd w:id="4"/>
+      <w:bookmarkEnd w:id="5"/>
     </w:p>
     <w:p>
       <w:pPr>
@@ -2422,7 +2656,7 @@
           <w:szCs w:val="22"/>
         </w:rPr>
       </w:pPr>
-      <w:bookmarkStart w:id="5" w:name="_Toc227785812"/>
+      <w:bookmarkStart w:id="6" w:name="_Toc229256964"/>
       <w:r>
         <w:rPr>
           <w:rFonts w:ascii="Arial" w:hAnsi="Arial" w:cs="Arial"/>
@@ -2434,7 +2668,7 @@
         </w:rPr>
         <w:t>Patron Singleton</w:t>
       </w:r>
-      <w:bookmarkEnd w:id="5"/>
+      <w:bookmarkEnd w:id="6"/>
     </w:p>
     <w:p>
       <w:pPr>
@@ -2750,7 +2984,7 @@
           <w:szCs w:val="22"/>
         </w:rPr>
       </w:pPr>
-      <w:bookmarkStart w:id="6" w:name="_Toc227785813"/>
+      <w:bookmarkStart w:id="7" w:name="_Toc229256965"/>
       <w:r>
         <w:rPr>
           <w:rFonts w:ascii="Arial" w:hAnsi="Arial" w:cs="Arial"/>
@@ -2763,7 +2997,7 @@
         <w:lastRenderedPageBreak/>
         <w:t>Patrón Factory Method</w:t>
       </w:r>
-      <w:bookmarkEnd w:id="6"/>
+      <w:bookmarkEnd w:id="7"/>
     </w:p>
     <w:p>
       <w:pPr>
@@ -3192,7 +3426,7 @@
           <w:szCs w:val="22"/>
         </w:rPr>
       </w:pPr>
-      <w:bookmarkStart w:id="7" w:name="_Toc227785814"/>
+      <w:bookmarkStart w:id="8" w:name="_Toc229256966"/>
       <w:r>
         <w:rPr>
           <w:rFonts w:ascii="Arial" w:hAnsi="Arial" w:cs="Arial"/>
@@ -3205,7 +3439,7 @@
         <w:lastRenderedPageBreak/>
         <w:t>Patrón Abstract Factory</w:t>
       </w:r>
-      <w:bookmarkEnd w:id="7"/>
+      <w:bookmarkEnd w:id="8"/>
     </w:p>
     <w:p>
       <w:pPr>
@@ -3830,7 +4064,7 @@
           <w:u w:val="single"/>
         </w:rPr>
       </w:pPr>
-      <w:bookmarkStart w:id="8" w:name="_Toc227785815"/>
+      <w:bookmarkStart w:id="9" w:name="_Toc229256967"/>
       <w:r>
         <w:rPr>
           <w:rFonts w:ascii="Arial" w:hAnsi="Arial" w:cs="Arial"/>
@@ -3855,7 +4089,7 @@
         </w:rPr>
         <w:t>Builder</w:t>
       </w:r>
-      <w:bookmarkEnd w:id="8"/>
+      <w:bookmarkEnd w:id="9"/>
       <w:proofErr w:type="spellEnd"/>
     </w:p>
     <w:p>
@@ -4108,7 +4342,7 @@
           <w:szCs w:val="24"/>
         </w:rPr>
       </w:pPr>
-      <w:bookmarkStart w:id="9" w:name="_Toc227785816"/>
+      <w:bookmarkStart w:id="10" w:name="_Toc229256968"/>
       <w:r>
         <w:rPr>
           <w:rFonts w:asciiTheme="minorHAnsi" w:hAnsiTheme="minorHAnsi" w:cstheme="minorHAnsi"/>
@@ -4121,7 +4355,7 @@
         <w:lastRenderedPageBreak/>
         <w:t>Segundo corte</w:t>
       </w:r>
-      <w:bookmarkEnd w:id="9"/>
+      <w:bookmarkEnd w:id="10"/>
     </w:p>
     <w:p>
       <w:pPr>
@@ -4135,7 +4369,7 @@
           <w:szCs w:val="24"/>
         </w:rPr>
       </w:pPr>
-      <w:bookmarkStart w:id="10" w:name="_Toc227785817"/>
+      <w:bookmarkStart w:id="11" w:name="_Toc229256969"/>
       <w:r>
         <w:rPr>
           <w:rFonts w:asciiTheme="minorHAnsi" w:hAnsiTheme="minorHAnsi" w:cstheme="minorHAnsi"/>
@@ -4145,20 +4379,9 @@
           <w:sz w:val="24"/>
           <w:szCs w:val="24"/>
         </w:rPr>
-        <w:t xml:space="preserve">Patron </w:t>
-      </w:r>
-      <w:r>
-        <w:rPr>
-          <w:rFonts w:asciiTheme="minorHAnsi" w:hAnsiTheme="minorHAnsi" w:cstheme="minorHAnsi"/>
-          <w:b/>
-          <w:bCs/>
-          <w:color w:val="000000" w:themeColor="text1"/>
-          <w:sz w:val="24"/>
-          <w:szCs w:val="24"/>
-        </w:rPr>
-        <w:t>Adapter</w:t>
-      </w:r>
-      <w:bookmarkEnd w:id="10"/>
+        <w:t>Patron Adapter</w:t>
+      </w:r>
+      <w:bookmarkEnd w:id="11"/>
     </w:p>
     <w:p>
       <w:r>
@@ -4394,7 +4617,7 @@
           <w:szCs w:val="24"/>
         </w:rPr>
       </w:pPr>
-      <w:bookmarkStart w:id="11" w:name="_Toc227785818"/>
+      <w:bookmarkStart w:id="12" w:name="_Toc229256970"/>
       <w:r>
         <w:rPr>
           <w:rFonts w:asciiTheme="minorHAnsi" w:hAnsiTheme="minorHAnsi" w:cstheme="minorHAnsi"/>
@@ -4419,7 +4642,7 @@
         </w:rPr>
         <w:t>Prototype</w:t>
       </w:r>
-      <w:bookmarkEnd w:id="11"/>
+      <w:bookmarkEnd w:id="12"/>
       <w:proofErr w:type="spellEnd"/>
     </w:p>
     <w:p>
@@ -4626,7 +4849,7 @@
           <w:szCs w:val="24"/>
         </w:rPr>
       </w:pPr>
-      <w:bookmarkStart w:id="12" w:name="_Toc227785819"/>
+      <w:bookmarkStart w:id="13" w:name="_Toc229256971"/>
       <w:r>
         <w:rPr>
           <w:rFonts w:asciiTheme="minorHAnsi" w:hAnsiTheme="minorHAnsi" w:cstheme="minorHAnsi"/>
@@ -4648,7 +4871,7 @@
         </w:rPr>
         <w:t>Bridge</w:t>
       </w:r>
-      <w:bookmarkEnd w:id="12"/>
+      <w:bookmarkEnd w:id="13"/>
     </w:p>
     <w:p>
       <w:r>
@@ -4736,6 +4959,9 @@
         <w:jc w:val="center"/>
       </w:pPr>
       <w:r>
+        <w:rPr>
+          <w:noProof/>
+        </w:rPr>
         <w:drawing>
           <wp:inline distT="0" distB="0" distL="0" distR="0" wp14:anchorId="3CF1B1DD" wp14:editId="0868E8A3">
             <wp:extent cx="2911112" cy="1902798"/>
@@ -4776,6 +5002,9 @@
         <w:t xml:space="preserve"> </w:t>
       </w:r>
       <w:r>
+        <w:rPr>
+          <w:noProof/>
+        </w:rPr>
         <w:drawing>
           <wp:inline distT="0" distB="0" distL="0" distR="0" wp14:anchorId="3C55082B" wp14:editId="0084A909">
             <wp:extent cx="1206563" cy="2413125"/>
@@ -4816,6 +5045,9 @@
         <w:t xml:space="preserve"> </w:t>
       </w:r>
       <w:r>
+        <w:rPr>
+          <w:noProof/>
+        </w:rPr>
         <w:drawing>
           <wp:inline distT="0" distB="0" distL="0" distR="0" wp14:anchorId="4C073FA2" wp14:editId="1FA8645F">
             <wp:extent cx="1183963" cy="2398477"/>
@@ -4910,7 +5142,7 @@
           <w:szCs w:val="24"/>
         </w:rPr>
       </w:pPr>
-      <w:bookmarkStart w:id="13" w:name="_Toc227785820"/>
+      <w:bookmarkStart w:id="14" w:name="_Toc229256972"/>
       <w:r>
         <w:rPr>
           <w:rFonts w:asciiTheme="minorHAnsi" w:hAnsiTheme="minorHAnsi" w:cstheme="minorHAnsi"/>
@@ -4935,7 +5167,7 @@
         </w:rPr>
         <w:t>Decorator</w:t>
       </w:r>
-      <w:bookmarkEnd w:id="13"/>
+      <w:bookmarkEnd w:id="14"/>
       <w:proofErr w:type="spellEnd"/>
     </w:p>
     <w:p>
@@ -5036,6 +5268,7 @@
       </w:pPr>
       <w:r>
         <w:rPr>
+          <w:noProof/>
           <w:u w:val="single"/>
         </w:rPr>
         <w:drawing>
@@ -5081,6 +5314,9 @@
         <w:t xml:space="preserve"> </w:t>
       </w:r>
       <w:r>
+        <w:rPr>
+          <w:noProof/>
+        </w:rPr>
         <w:drawing>
           <wp:inline distT="0" distB="0" distL="0" distR="0" wp14:anchorId="60EBDA11" wp14:editId="4ECF9135">
             <wp:extent cx="1368467" cy="2689860"/>
@@ -5127,6 +5363,7 @@
       </w:pPr>
       <w:r>
         <w:rPr>
+          <w:noProof/>
           <w:u w:val="single"/>
         </w:rPr>
         <w:drawing>
@@ -5178,7 +5415,7 @@
           <w:szCs w:val="24"/>
         </w:rPr>
       </w:pPr>
-      <w:bookmarkStart w:id="14" w:name="_Toc227785821"/>
+      <w:bookmarkStart w:id="15" w:name="_Toc229256973"/>
       <w:r>
         <w:rPr>
           <w:rFonts w:asciiTheme="minorHAnsi" w:hAnsiTheme="minorHAnsi" w:cstheme="minorHAnsi"/>
@@ -5203,7 +5440,7 @@
         </w:rPr>
         <w:t>Facade</w:t>
       </w:r>
-      <w:bookmarkEnd w:id="14"/>
+      <w:bookmarkEnd w:id="15"/>
       <w:proofErr w:type="spellEnd"/>
     </w:p>
     <w:p>
@@ -5309,6 +5546,7 @@
       </w:pPr>
       <w:r>
         <w:rPr>
+          <w:noProof/>
           <w:u w:val="single"/>
         </w:rPr>
         <w:drawing>
@@ -5354,6 +5592,9 @@
         <w:t xml:space="preserve">  </w:t>
       </w:r>
       <w:r>
+        <w:rPr>
+          <w:noProof/>
+        </w:rPr>
         <w:drawing>
           <wp:inline distT="0" distB="0" distL="0" distR="0" wp14:anchorId="7780A6E0" wp14:editId="3C67DCB0">
             <wp:extent cx="1326673" cy="2610549"/>
@@ -5400,6 +5641,7 @@
       </w:pPr>
       <w:r>
         <w:rPr>
+          <w:noProof/>
           <w:u w:val="single"/>
         </w:rPr>
         <w:drawing>
@@ -5451,7 +5693,7 @@
           <w:szCs w:val="24"/>
         </w:rPr>
       </w:pPr>
-      <w:bookmarkStart w:id="15" w:name="_Toc227785822"/>
+      <w:bookmarkStart w:id="16" w:name="_Toc229256974"/>
       <w:r>
         <w:rPr>
           <w:rFonts w:asciiTheme="minorHAnsi" w:hAnsiTheme="minorHAnsi" w:cstheme="minorHAnsi"/>
@@ -5462,20 +5704,9 @@
           <w:szCs w:val="24"/>
         </w:rPr>
         <w:lastRenderedPageBreak/>
-        <w:t xml:space="preserve">Patron </w:t>
-      </w:r>
-      <w:r>
-        <w:rPr>
-          <w:rFonts w:asciiTheme="minorHAnsi" w:hAnsiTheme="minorHAnsi" w:cstheme="minorHAnsi"/>
-          <w:b/>
-          <w:bCs/>
-          <w:color w:val="000000" w:themeColor="text1"/>
-          <w:sz w:val="24"/>
-          <w:szCs w:val="24"/>
-        </w:rPr>
-        <w:t>Composite</w:t>
-      </w:r>
-      <w:bookmarkEnd w:id="15"/>
+        <w:t>Patron Composite</w:t>
+      </w:r>
+      <w:bookmarkEnd w:id="16"/>
     </w:p>
     <w:p>
       <w:r>
@@ -5572,6 +5803,7 @@
       </w:pPr>
       <w:r>
         <w:rPr>
+          <w:noProof/>
           <w:u w:val="single"/>
         </w:rPr>
         <w:drawing>
@@ -5617,6 +5849,9 @@
         <w:t xml:space="preserve">  </w:t>
       </w:r>
       <w:r>
+        <w:rPr>
+          <w:noProof/>
+        </w:rPr>
         <w:drawing>
           <wp:inline distT="0" distB="0" distL="0" distR="0" wp14:anchorId="0479A42C" wp14:editId="62C4577C">
             <wp:extent cx="1368819" cy="2727343"/>
@@ -5663,6 +5898,7 @@
       </w:pPr>
       <w:r>
         <w:rPr>
+          <w:noProof/>
           <w:u w:val="single"/>
         </w:rPr>
         <w:drawing>
@@ -5811,6 +6047,95 @@
 <file path=word/numbering.xml><?xml version="1.0" encoding="utf-8"?>
 <w:numbering xmlns:wpc="http://schemas.microsoft.com/office/word/2010/wordprocessingCanvas" xmlns:cx="http://schemas.microsoft.com/office/drawing/2014/chartex" xmlns:cx1="http://schemas.microsoft.com/office/drawing/2015/9/8/chartex" xmlns:cx2="http://schemas.microsoft.com/office/drawing/2015/10/21/chartex" xmlns:cx3="http://schemas.microsoft.com/office/drawing/2016/5/9/chartex" xmlns:cx4="http://schemas.microsoft.com/office/drawing/2016/5/10/chartex" xmlns:cx5="http://schemas.microsoft.com/office/drawing/2016/5/11/chartex" xmlns:cx6="http://schemas.microsoft.com/office/drawing/2016/5/12/chartex" xmlns:cx7="http://schemas.microsoft.com/office/drawing/2016/5/13/chartex" xmlns:cx8="http://schemas.microsoft.com/office/drawing/2016/5/14/chartex" xmlns:mc="http://schemas.openxmlformats.org/markup-compatibility/2006" xmlns:aink="http://schemas.microsoft.com/office/drawing/2016/ink" xmlns:am3d="http://schemas.microsoft.com/office/drawing/2017/model3d" xmlns:o="urn:schemas-microsoft-com:office:office" xmlns:oel="http://schemas.microsoft.com/office/2019/extlst" xmlns:r="http://schemas.openxmlformats.org/officeDocument/2006/relationships" xmlns:m="http://schemas.openxmlformats.org/officeDocument/2006/math" xmlns:v="urn:schemas-microsoft-com:vml" xmlns:wp14="http://schemas.microsoft.com/office/word/2010/wordprocessingDrawing" xmlns:wp="http://schemas.openxmlformats.org/drawingml/2006/wordprocessingDrawing" xmlns:w10="urn:schemas-microsoft-com:office:word" xmlns:w="http://schemas.openxmlformats.org/wordprocessingml/2006/main" xmlns:w14="http://schemas.microsoft.com/office/word/2010/wordml" xmlns:w15="http://schemas.microsoft.com/office/word/2012/wordml" xmlns:w16cex="http://schemas.microsoft.com/office/word/2018/wordml/cex" xmlns:w16cid="http://schemas.microsoft.com/office/word/2016/wordml/cid" xmlns:w16="http://schemas.microsoft.com/office/word/2018/wordml" xmlns:w16du="http://schemas.microsoft.com/office/word/2023/wordml/word16du" xmlns:w16sdtdh="http://schemas.microsoft.com/office/word/2020/wordml/sdtdatahash" xmlns:w16sdtfl="http://schemas.microsoft.com/office/word/2024/wordml/sdtformatlock" xmlns:w16se="http://schemas.microsoft.com/office/word/2015/wordml/symex" xmlns:wpg="http://schemas.microsoft.com/office/word/2010/wordprocessingGroup" xmlns:wpi="http://schemas.microsoft.com/office/word/2010/wordprocessingInk" xmlns:wne="http://schemas.microsoft.com/office/word/2006/wordml" xmlns:wps="http://schemas.microsoft.com/office/word/2010/wordprocessingShape" mc:Ignorable="w14 w15 w16se w16cid w16 w16cex w16sdtdh w16sdtfl w16du wp14">
   <w:abstractNum w:abstractNumId="0" w15:restartNumberingAfterBreak="0">
+    <w:nsid w:val="1DD11DBC"/>
+    <w:multiLevelType w:val="hybridMultilevel"/>
+    <w:tmpl w:val="DEE20F32"/>
+    <w:lvl w:ilvl="0" w:tplc="240A000F">
+      <w:start w:val="1"/>
+      <w:numFmt w:val="decimal"/>
+      <w:lvlText w:val="%1."/>
+      <w:lvlJc w:val="left"/>
+      <w:pPr>
+        <w:ind w:left="720" w:hanging="360"/>
+      </w:pPr>
+      <w:rPr>
+        <w:rFonts w:hint="default"/>
+      </w:rPr>
+    </w:lvl>
+    <w:lvl w:ilvl="1" w:tplc="240A0019" w:tentative="1">
+      <w:start w:val="1"/>
+      <w:numFmt w:val="lowerLetter"/>
+      <w:lvlText w:val="%2."/>
+      <w:lvlJc w:val="left"/>
+      <w:pPr>
+        <w:ind w:left="1440" w:hanging="360"/>
+      </w:pPr>
+    </w:lvl>
+    <w:lvl w:ilvl="2" w:tplc="240A001B" w:tentative="1">
+      <w:start w:val="1"/>
+      <w:numFmt w:val="lowerRoman"/>
+      <w:lvlText w:val="%3."/>
+      <w:lvlJc w:val="right"/>
+      <w:pPr>
+        <w:ind w:left="2160" w:hanging="180"/>
+      </w:pPr>
+    </w:lvl>
+    <w:lvl w:ilvl="3" w:tplc="240A000F" w:tentative="1">
+      <w:start w:val="1"/>
+      <w:numFmt w:val="decimal"/>
+      <w:lvlText w:val="%4."/>
+      <w:lvlJc w:val="left"/>
+      <w:pPr>
+        <w:ind w:left="2880" w:hanging="360"/>
+      </w:pPr>
+    </w:lvl>
+    <w:lvl w:ilvl="4" w:tplc="240A0019" w:tentative="1">
+      <w:start w:val="1"/>
+      <w:numFmt w:val="lowerLetter"/>
+      <w:lvlText w:val="%5."/>
+      <w:lvlJc w:val="left"/>
+      <w:pPr>
+        <w:ind w:left="3600" w:hanging="360"/>
+      </w:pPr>
+    </w:lvl>
+    <w:lvl w:ilvl="5" w:tplc="240A001B" w:tentative="1">
+      <w:start w:val="1"/>
+      <w:numFmt w:val="lowerRoman"/>
+      <w:lvlText w:val="%6."/>
+      <w:lvlJc w:val="right"/>
+      <w:pPr>
+        <w:ind w:left="4320" w:hanging="180"/>
+      </w:pPr>
+    </w:lvl>
+    <w:lvl w:ilvl="6" w:tplc="240A000F" w:tentative="1">
+      <w:start w:val="1"/>
+      <w:numFmt w:val="decimal"/>
+      <w:lvlText w:val="%7."/>
+      <w:lvlJc w:val="left"/>
+      <w:pPr>
+        <w:ind w:left="5040" w:hanging="360"/>
+      </w:pPr>
+    </w:lvl>
+    <w:lvl w:ilvl="7" w:tplc="240A0019" w:tentative="1">
+      <w:start w:val="1"/>
+      <w:numFmt w:val="lowerLetter"/>
+      <w:lvlText w:val="%8."/>
+      <w:lvlJc w:val="left"/>
+      <w:pPr>
+        <w:ind w:left="5760" w:hanging="360"/>
+      </w:pPr>
+    </w:lvl>
+    <w:lvl w:ilvl="8" w:tplc="240A001B" w:tentative="1">
+      <w:start w:val="1"/>
+      <w:numFmt w:val="lowerRoman"/>
+      <w:lvlText w:val="%9."/>
+      <w:lvlJc w:val="right"/>
+      <w:pPr>
+        <w:ind w:left="6480" w:hanging="180"/>
+      </w:pPr>
+    </w:lvl>
+  </w:abstractNum>
+  <w:abstractNum w:abstractNumId="1" w15:restartNumberingAfterBreak="0">
     <w:nsid w:val="21FF6308"/>
     <w:multiLevelType w:val="hybridMultilevel"/>
     <w:tmpl w:val="E9421DC6"/>
@@ -5923,7 +6248,7 @@
       </w:rPr>
     </w:lvl>
   </w:abstractNum>
-  <w:abstractNum w:abstractNumId="1" w15:restartNumberingAfterBreak="0">
+  <w:abstractNum w:abstractNumId="2" w15:restartNumberingAfterBreak="0">
     <w:nsid w:val="2DCA49AC"/>
     <w:multiLevelType w:val="multilevel"/>
     <w:tmpl w:val="FA4A7F7E"/>
@@ -6036,7 +6361,7 @@
       </w:pPr>
     </w:lvl>
   </w:abstractNum>
-  <w:abstractNum w:abstractNumId="2" w15:restartNumberingAfterBreak="0">
+  <w:abstractNum w:abstractNumId="3" w15:restartNumberingAfterBreak="0">
     <w:nsid w:val="326B7BBF"/>
     <w:multiLevelType w:val="multilevel"/>
     <w:tmpl w:val="3C8886CA"/>
@@ -6185,7 +6510,7 @@
       </w:rPr>
     </w:lvl>
   </w:abstractNum>
-  <w:abstractNum w:abstractNumId="3" w15:restartNumberingAfterBreak="0">
+  <w:abstractNum w:abstractNumId="4" w15:restartNumberingAfterBreak="0">
     <w:nsid w:val="370A4C7C"/>
     <w:multiLevelType w:val="multilevel"/>
     <w:tmpl w:val="E5048872"/>
@@ -6334,7 +6659,7 @@
       </w:rPr>
     </w:lvl>
   </w:abstractNum>
-  <w:abstractNum w:abstractNumId="4" w15:restartNumberingAfterBreak="0">
+  <w:abstractNum w:abstractNumId="5" w15:restartNumberingAfterBreak="0">
     <w:nsid w:val="447156B3"/>
     <w:multiLevelType w:val="hybridMultilevel"/>
     <w:tmpl w:val="87B247B4"/>
@@ -6423,7 +6748,7 @@
       </w:pPr>
     </w:lvl>
   </w:abstractNum>
-  <w:abstractNum w:abstractNumId="5" w15:restartNumberingAfterBreak="0">
+  <w:abstractNum w:abstractNumId="6" w15:restartNumberingAfterBreak="0">
     <w:nsid w:val="51F729BD"/>
     <w:multiLevelType w:val="hybridMultilevel"/>
     <w:tmpl w:val="BEC2A5A0"/>
@@ -6509,7 +6834,7 @@
       </w:pPr>
     </w:lvl>
   </w:abstractNum>
-  <w:abstractNum w:abstractNumId="6" w15:restartNumberingAfterBreak="0">
+  <w:abstractNum w:abstractNumId="7" w15:restartNumberingAfterBreak="0">
     <w:nsid w:val="78DF5F8E"/>
     <w:multiLevelType w:val="multilevel"/>
     <w:tmpl w:val="07862038"/>
@@ -6658,7 +6983,7 @@
       </w:rPr>
     </w:lvl>
   </w:abstractNum>
-  <w:abstractNum w:abstractNumId="7" w15:restartNumberingAfterBreak="0">
+  <w:abstractNum w:abstractNumId="8" w15:restartNumberingAfterBreak="0">
     <w:nsid w:val="7A561272"/>
     <w:multiLevelType w:val="hybridMultilevel"/>
     <w:tmpl w:val="F580D482"/>
@@ -6772,28 +7097,31 @@
     </w:lvl>
   </w:abstractNum>
   <w:num w:numId="1" w16cid:durableId="488330349">
-    <w:abstractNumId w:val="0"/>
+    <w:abstractNumId w:val="1"/>
   </w:num>
   <w:num w:numId="2" w16cid:durableId="1000502519">
+    <w:abstractNumId w:val="8"/>
+  </w:num>
+  <w:num w:numId="3" w16cid:durableId="661351659">
+    <w:abstractNumId w:val="6"/>
+  </w:num>
+  <w:num w:numId="4" w16cid:durableId="1173422324">
+    <w:abstractNumId w:val="5"/>
+  </w:num>
+  <w:num w:numId="5" w16cid:durableId="691342035">
     <w:abstractNumId w:val="7"/>
   </w:num>
-  <w:num w:numId="3" w16cid:durableId="661351659">
-    <w:abstractNumId w:val="5"/>
+  <w:num w:numId="6" w16cid:durableId="1221669959">
+    <w:abstractNumId w:val="2"/>
   </w:num>
-  <w:num w:numId="4" w16cid:durableId="1173422324">
+  <w:num w:numId="7" w16cid:durableId="2048949880">
     <w:abstractNumId w:val="4"/>
   </w:num>
-  <w:num w:numId="5" w16cid:durableId="691342035">
-    <w:abstractNumId w:val="6"/>
-  </w:num>
-  <w:num w:numId="6" w16cid:durableId="1221669959">
-    <w:abstractNumId w:val="1"/>
-  </w:num>
-  <w:num w:numId="7" w16cid:durableId="2048949880">
+  <w:num w:numId="8" w16cid:durableId="1286736408">
     <w:abstractNumId w:val="3"/>
   </w:num>
-  <w:num w:numId="8" w16cid:durableId="1286736408">
-    <w:abstractNumId w:val="2"/>
+  <w:num w:numId="9" w16cid:durableId="1195770365">
+    <w:abstractNumId w:val="0"/>
   </w:num>
 </w:numbering>
 </file>
@@ -7400,7 +7728,6 @@
   <w:style w:type="character" w:default="1" w:styleId="Fuentedeprrafopredeter">
     <w:name w:val="Default Paragraph Font"/>
     <w:uiPriority w:val="1"/>
-    <w:semiHidden/>
     <w:unhideWhenUsed/>
   </w:style>
   <w:style w:type="table" w:default="1" w:styleId="Tablanormal">
